--- a/claude-notes/manuscript-v2/00.1-names-and-pronunciation-merged.docx
+++ b/claude-notes/manuscript-v2/00.1-names-and-pronunciation-merged.docx
@@ -23,7 +23,7 @@
           <w:strike w:val="0"/>
           <w:color w:val="5C6B7D"/>
         </w:rPr>
-        <w:t>Many names in this book come from Sanskrit, Pali and Hindi, and a few from Japanese. Here is how to say them. The syllable in capitals carries the stress. Say</w:t>
+        <w:t>Many names in this book come from Sanskrit, Pali and Hindi, and a few from Japanese and Chinese. Here is how to say them. The syllable in capitals carries the stress. Say</w:t>
       </w:r>
       <w:r>
         <w:rPr>
